--- a/story/The_Midnight_Confessor_Batch11.docx
+++ b/story/The_Midnight_Confessor_Batch11.docx
@@ -2528,10 +2528,7 @@
         <w:rPr/>
       </w:pPr>
       <w:r>
-        <w:rPr>
-          <w:rtl w:val="0"/>
-        </w:rPr>
-        <w:t xml:space="preserve">My phone buzzed. Victoria.</w:t>
+        <w:t>My phone rang. Victoria.</w:t>
       </w:r>
     </w:p>
     <w:p>

--- a/story/The_Midnight_Confessor_Batch11.docx
+++ b/story/The_Midnight_Confessor_Batch11.docx
@@ -443,10 +443,7 @@
         <w:rPr/>
       </w:pPr>
       <w:r>
-        <w:rPr>
-          <w:rtl w:val="0"/>
-        </w:rPr>
-        <w:t xml:space="preserve">I looked at Sarah. She was innocent of the charge but guilty of the action. My confession would save her career but brand me as a blackmailer. A predator who turned on his own partner to save his skin.</w:t>
+        <w:t>I studied Sarah. She was innocent of the charge but guilty of the action. My confession would save her career but brand me as a blackmailer. A predator who turned on his own partner to save his skin.</w:t>
       </w:r>
     </w:p>
     <w:p>
@@ -607,6 +604,36 @@
           <w:rtl w:val="0"/>
         </w:rPr>
         <w:t xml:space="preserve">I picked up the pen. It felt heavier than my gun ever had.</w:t>
+      </w:r>
+    </w:p>
+    <w:p>
+      <w:r>
+        <w:t>My phone vibrated. Sarah. 'Jack, we have a problem. The FBI just got a warrant. They're moving in ten minutes. You need to decide now.'</w:t>
+      </w:r>
+    </w:p>
+    <w:p>
+      <w:r>
+        <w:t>I studied the evidence spread before me. The choice wasn't just about method. It was about survival. The system was closing in. Every second counted. I could hear sirens in the distance. Getting closer.</w:t>
+      </w:r>
+    </w:p>
+    <w:p>
+      <w:r>
+        <w:t>'They're five minutes out, Jack,' Sarah's voice was urgent. 'What do you want to do?'</w:t>
+      </w:r>
+    </w:p>
+    <w:p>
+      <w:r>
+        <w:t>My phone lit up. Victoria. 'The evidence room supervisor just received orders to destroy the files. You have two hours before they're incinerated. Your choice, Detective. Do you trust the system or do you trust me?'</w:t>
+      </w:r>
+    </w:p>
+    <w:p>
+      <w:r>
+        <w:t>I studied Sarah. At the evidence. At the clock. Time was running out. The bureaucracy was protecting itself. I had to act now or lose everything.</w:t>
+      </w:r>
+    </w:p>
+    <w:p>
+      <w:r>
+        <w:t>'Jack?' Sarah's voice cut through my thoughts. 'We're out of time. What's your call?'</w:t>
       </w:r>
     </w:p>
     <w:p>
@@ -853,6 +880,212 @@
         <w:rPr/>
       </w:pPr>
       <w:r>
+        <w:t>NARRATIVE: I cut the ankle monitor. The sound of the plastic snapping was the sound of my conviction being guaranteed. But I had the Overseer's Voice recordings. I had to stop him from fleeing. I headed to Former Governor Arthur Chen's private lodge. A bastion of wealth and corruption on the north shore where the jurisdiction was murky and the security was private.</w:t>
+      </w:r>
+    </w:p>
+    <w:p>
+      <w:pPr>
+        <w:pBdr>
+          <w:top w:space="0" w:sz="0" w:val="nil"/>
+          <w:left w:space="0" w:sz="0" w:val="nil"/>
+          <w:bottom w:space="0" w:sz="0" w:val="nil"/>
+          <w:right w:space="0" w:sz="0" w:val="nil"/>
+          <w:between w:space="0" w:sz="0" w:val="nil"/>
+        </w:pBdr>
+        <w:shd w:fill="auto" w:val="clear"/>
+        <w:rPr/>
+      </w:pPr>
+      <w:r>
+        <w:rPr>
+          <w:rtl w:val="0"/>
+        </w:rPr>
+        <w:t xml:space="preserve">I confronted the Overseer alone. I relied on the aggressive shock of the recordings. I kicked open the study door. I played his voice. Cold and clinical. Detailing the systemic corruption and the framing of five innocent lives. Chen crumpled instantly. His face was a mask of defeat that aged him twenty years in twenty seconds.</w:t>
+      </w:r>
+    </w:p>
+    <w:p>
+      <w:pPr>
+        <w:pBdr>
+          <w:top w:space="0" w:sz="0" w:val="nil"/>
+          <w:left w:space="0" w:sz="0" w:val="nil"/>
+          <w:bottom w:space="0" w:sz="0" w:val="nil"/>
+          <w:right w:space="0" w:sz="0" w:val="nil"/>
+          <w:between w:space="0" w:sz="0" w:val="nil"/>
+        </w:pBdr>
+        <w:shd w:fill="auto" w:val="clear"/>
+        <w:rPr/>
+      </w:pPr>
+      <w:r>
+        <w:rPr>
+          <w:rtl w:val="0"/>
+        </w:rPr>
+        <w:t xml:space="preserve">"I did what was necessary," he rasped. He looked old and small behind the massive desk. "The system needed stability. Tom Wade offered stability."</w:t>
+      </w:r>
+    </w:p>
+    <w:p>
+      <w:pPr>
+        <w:pBdr>
+          <w:top w:space="0" w:sz="0" w:val="nil"/>
+          <w:left w:space="0" w:sz="0" w:val="nil"/>
+          <w:bottom w:space="0" w:sz="0" w:val="nil"/>
+          <w:right w:space="0" w:sz="0" w:val="nil"/>
+          <w:between w:space="0" w:sz="0" w:val="nil"/>
+        </w:pBdr>
+        <w:shd w:fill="auto" w:val="clear"/>
+        <w:rPr/>
+      </w:pPr>
+      <w:r>
+        <w:rPr>
+          <w:rtl w:val="0"/>
+        </w:rPr>
+        <w:t xml:space="preserve">"You framed five innocent people Chen."</w:t>
+      </w:r>
+    </w:p>
+    <w:p>
+      <w:pPr>
+        <w:pBdr>
+          <w:top w:space="0" w:sz="0" w:val="nil"/>
+          <w:left w:space="0" w:sz="0" w:val="nil"/>
+          <w:bottom w:space="0" w:sz="0" w:val="nil"/>
+          <w:right w:space="0" w:sz="0" w:val="nil"/>
+          <w:between w:space="0" w:sz="0" w:val="nil"/>
+        </w:pBdr>
+        <w:shd w:fill="auto" w:val="clear"/>
+        <w:rPr/>
+      </w:pPr>
+      <w:r>
+        <w:rPr>
+          <w:rtl w:val="0"/>
+        </w:rPr>
+        <w:t xml:space="preserve">"I protected the city's infrastructure. There is a difference." Chen looked at me with cold assessment. "Victoria gave you this. She wants you to join her. I suggest you accept. You are too aggressive for the legal system Halloway. You belong in the dark with us."</w:t>
+      </w:r>
+    </w:p>
+    <w:p>
+      <w:pPr>
+        <w:pBdr>
+          <w:top w:space="0" w:sz="0" w:val="nil"/>
+          <w:left w:space="0" w:sz="0" w:val="nil"/>
+          <w:bottom w:space="0" w:sz="0" w:val="nil"/>
+          <w:right w:space="0" w:sz="0" w:val="nil"/>
+          <w:between w:space="0" w:sz="0" w:val="nil"/>
+        </w:pBdr>
+        <w:shd w:fill="auto" w:val="clear"/>
+        <w:rPr/>
+      </w:pPr>
+      <w:r>
+        <w:rPr>
+          <w:rtl w:val="0"/>
+        </w:rPr>
+        <w:t xml:space="preserve">Suddenly the FBI tactical team burst in. Sarah had secured the warrant. But she had found my car tracks. She alerted Martinez to the real location. She betrayed my vigilante act for the sake of the clean bust.</w:t>
+      </w:r>
+    </w:p>
+    <w:p>
+      <w:pPr>
+        <w:pBdr>
+          <w:top w:space="0" w:sz="0" w:val="nil"/>
+          <w:left w:space="0" w:sz="0" w:val="nil"/>
+          <w:bottom w:space="0" w:sz="0" w:val="nil"/>
+          <w:right w:space="0" w:sz="0" w:val="nil"/>
+          <w:between w:space="0" w:sz="0" w:val="nil"/>
+        </w:pBdr>
+        <w:shd w:fill="auto" w:val="clear"/>
+        <w:spacing w:after="240" w:lineRule="auto"/>
+        <w:rPr/>
+      </w:pPr>
+      <w:r>
+        <w:rPr>
+          <w:rtl w:val="0"/>
+        </w:rPr>
+        <w:t xml:space="preserve">I was immediately arrested for Obstruction and Violation of Bail. The Overseer was arrested for Conspiracy. The chaos was complete.</w:t>
+      </w:r>
+    </w:p>
+    <w:p>
+      <w:pPr>
+        <w:pStyle w:val="Heading3"/>
+        <w:pBdr>
+          <w:top w:space="0" w:sz="0" w:val="nil"/>
+          <w:left w:space="0" w:sz="0" w:val="nil"/>
+          <w:bottom w:space="0" w:sz="0" w:val="nil"/>
+          <w:right w:space="0" w:sz="0" w:val="nil"/>
+          <w:between w:space="0" w:sz="0" w:val="nil"/>
+        </w:pBdr>
+        <w:shd w:fill="auto" w:val="clear"/>
+        <w:spacing w:before="0" w:lineRule="auto"/>
+        <w:rPr/>
+      </w:pPr>
+      <w:r>
+        <w:rPr>
+          <w:rtl w:val="0"/>
+        </w:rPr>
+        <w:t xml:space="preserve">Subchapter 8.2AFLG-V - Emily's Confession</w:t>
+      </w:r>
+    </w:p>
+    <w:p>
+      <w:pPr>
+        <w:pBdr>
+          <w:top w:space="0" w:sz="0" w:val="nil"/>
+          <w:left w:space="0" w:sz="0" w:val="nil"/>
+          <w:bottom w:space="0" w:sz="0" w:val="nil"/>
+          <w:right w:space="0" w:sz="0" w:val="nil"/>
+          <w:between w:space="0" w:sz="0" w:val="nil"/>
+        </w:pBdr>
+        <w:shd w:fill="auto" w:val="clear"/>
+        <w:rPr/>
+      </w:pPr>
+      <w:r>
+        <w:rPr>
+          <w:b w:val="1"/>
+          <w:bCs w:val="1"/>
+          <w:rtl w:val="0"/>
+        </w:rPr>
+        <w:t xml:space="preserve">PREVIOUSLY:</w:t>
+      </w:r>
+      <w:r>
+        <w:rPr>
+          <w:rtl w:val="0"/>
+        </w:rPr>
+        <w:t xml:space="preserve"> Jack is in custody. The Overseer is caught. Victoria visits the holding cell.</w:t>
+      </w:r>
+    </w:p>
+    <w:p>
+      <w:pPr>
+        <w:pBdr>
+          <w:top w:space="0" w:sz="0" w:val="nil"/>
+          <w:left w:space="0" w:sz="0" w:val="nil"/>
+          <w:bottom w:space="0" w:sz="0" w:val="nil"/>
+          <w:right w:space="0" w:sz="0" w:val="nil"/>
+          <w:between w:space="0" w:sz="0" w:val="nil"/>
+        </w:pBdr>
+        <w:shd w:fill="auto" w:val="clear"/>
+        <w:rPr/>
+      </w:pPr>
+      <w:r>
+        <w:rPr>
+          <w:b w:val="1"/>
+          <w:bCs w:val="1"/>
+          <w:rtl w:val="0"/>
+        </w:rPr>
+        <w:t xml:space="preserve">BRIDGE TEXT:</w:t>
+      </w:r>
+      <w:r>
+        <w:rPr>
+          <w:rtl w:val="0"/>
+        </w:rPr>
+        <w:t xml:space="preserve"> Federal holding. No bail. A visitor arrives with a contract and a memory.</w:t>
+      </w:r>
+    </w:p>
+    <w:p>
+      <w:pPr>
+        <w:pBdr>
+          <w:top w:space="0" w:sz="0" w:val="nil"/>
+          <w:left w:space="0" w:sz="0" w:val="nil"/>
+          <w:bottom w:space="0" w:sz="0" w:val="nil"/>
+          <w:right w:space="0" w:sz="0" w:val="nil"/>
+          <w:between w:space="0" w:sz="0" w:val="nil"/>
+        </w:pBdr>
+        <w:shd w:fill="auto" w:val="clear"/>
+        <w:rPr/>
+      </w:pPr>
+      <w:r>
         <w:rPr>
           <w:b w:val="1"/>
           <w:bCs w:val="1"/>
@@ -864,102 +1097,83 @@
         <w:rPr>
           <w:rtl w:val="0"/>
         </w:rPr>
-        <w:t xml:space="preserve">I cut the ankle monitor. The sound of the plastic snapping was the sound of my conviction being guaranteed. But I had the Overseer's Voice recordings. I had to stop him from fleeing. I drove to Former Governor Arthur Chen's private lodge. A bastion of wealth and corruption on the north shore where the jurisdiction was murky and the security was private.</w:t>
-      </w:r>
-    </w:p>
-    <w:p>
-      <w:pPr>
-        <w:pBdr>
-          <w:top w:space="0" w:sz="0" w:val="nil"/>
-          <w:left w:space="0" w:sz="0" w:val="nil"/>
-          <w:bottom w:space="0" w:sz="0" w:val="nil"/>
-          <w:right w:space="0" w:sz="0" w:val="nil"/>
-          <w:between w:space="0" w:sz="0" w:val="nil"/>
-        </w:pBdr>
-        <w:shd w:fill="auto" w:val="clear"/>
-        <w:rPr/>
-      </w:pPr>
-      <w:r>
-        <w:rPr>
-          <w:rtl w:val="0"/>
-        </w:rPr>
-        <w:t xml:space="preserve">I confronted the Overseer alone. I relied on the aggressive shock of the recordings. I kicked open the study door. I played his voice. Cold and clinical. Detailing the systemic corruption and the framing of five innocent lives. Chen crumpled instantly. His face was a mask of defeat that aged him twenty years in twenty seconds.</w:t>
-      </w:r>
-    </w:p>
-    <w:p>
-      <w:pPr>
-        <w:pBdr>
-          <w:top w:space="0" w:sz="0" w:val="nil"/>
-          <w:left w:space="0" w:sz="0" w:val="nil"/>
-          <w:bottom w:space="0" w:sz="0" w:val="nil"/>
-          <w:right w:space="0" w:sz="0" w:val="nil"/>
-          <w:between w:space="0" w:sz="0" w:val="nil"/>
-        </w:pBdr>
-        <w:shd w:fill="auto" w:val="clear"/>
-        <w:rPr/>
-      </w:pPr>
-      <w:r>
-        <w:rPr>
-          <w:rtl w:val="0"/>
-        </w:rPr>
-        <w:t xml:space="preserve">"I did what was necessary," he rasped. He looked old and small behind the massive desk. "The system needed stability. Tom Wade offered stability."</w:t>
-      </w:r>
-    </w:p>
-    <w:p>
-      <w:pPr>
-        <w:pBdr>
-          <w:top w:space="0" w:sz="0" w:val="nil"/>
-          <w:left w:space="0" w:sz="0" w:val="nil"/>
-          <w:bottom w:space="0" w:sz="0" w:val="nil"/>
-          <w:right w:space="0" w:sz="0" w:val="nil"/>
-          <w:between w:space="0" w:sz="0" w:val="nil"/>
-        </w:pBdr>
-        <w:shd w:fill="auto" w:val="clear"/>
-        <w:rPr/>
-      </w:pPr>
-      <w:r>
-        <w:rPr>
-          <w:rtl w:val="0"/>
-        </w:rPr>
-        <w:t xml:space="preserve">"You framed five innocent people Chen."</w:t>
-      </w:r>
-    </w:p>
-    <w:p>
-      <w:pPr>
-        <w:pBdr>
-          <w:top w:space="0" w:sz="0" w:val="nil"/>
-          <w:left w:space="0" w:sz="0" w:val="nil"/>
-          <w:bottom w:space="0" w:sz="0" w:val="nil"/>
-          <w:right w:space="0" w:sz="0" w:val="nil"/>
-          <w:between w:space="0" w:sz="0" w:val="nil"/>
-        </w:pBdr>
-        <w:shd w:fill="auto" w:val="clear"/>
-        <w:rPr/>
-      </w:pPr>
-      <w:r>
-        <w:rPr>
-          <w:rtl w:val="0"/>
-        </w:rPr>
-        <w:t xml:space="preserve">"I protected the city's infrastructure. There is a difference." Chen looked at me with cold assessment. "Victoria gave you this. She wants you to join her. I suggest you accept. You are too aggressive for the legal system Halloway. You belong in the dark with us."</w:t>
-      </w:r>
-    </w:p>
-    <w:p>
-      <w:pPr>
-        <w:pBdr>
-          <w:top w:space="0" w:sz="0" w:val="nil"/>
-          <w:left w:space="0" w:sz="0" w:val="nil"/>
-          <w:bottom w:space="0" w:sz="0" w:val="nil"/>
-          <w:right w:space="0" w:sz="0" w:val="nil"/>
-          <w:between w:space="0" w:sz="0" w:val="nil"/>
-        </w:pBdr>
-        <w:shd w:fill="auto" w:val="clear"/>
-        <w:rPr/>
-      </w:pPr>
-      <w:r>
-        <w:rPr>
-          <w:rtl w:val="0"/>
-        </w:rPr>
-        <w:t xml:space="preserve">Suddenly the FBI tactical team burst in. Sarah had secured the warrant. But she had found my car tracks. She alerted Martinez to the real location. She betrayed my vigilante act for the sake of the clean bust.</w:t>
+        <w:t xml:space="preserve">I was in federal holding. Denied bail. The cell was a gray box designed to break the spirit. Victoria visited me. She wore a confident smile that didn't reach her eyes. She looked like she was attending a board meeting rather than a prison visitation.</w:t>
+      </w:r>
+    </w:p>
+    <w:p>
+      <w:pPr>
+        <w:pBdr>
+          <w:top w:space="0" w:sz="0" w:val="nil"/>
+          <w:left w:space="0" w:sz="0" w:val="nil"/>
+          <w:bottom w:space="0" w:sz="0" w:val="nil"/>
+          <w:right w:space="0" w:sz="0" w:val="nil"/>
+          <w:between w:space="0" w:sz="0" w:val="nil"/>
+        </w:pBdr>
+        <w:shd w:fill="auto" w:val="clear"/>
+        <w:rPr/>
+      </w:pPr>
+      <w:r>
+        <w:rPr>
+          <w:rtl w:val="0"/>
+        </w:rPr>
+        <w:t xml:space="preserve">"You chose the dark path Jack. I like it. But now you must choose who wields that weapon."</w:t>
+      </w:r>
+    </w:p>
+    <w:p>
+      <w:pPr>
+        <w:pBdr>
+          <w:top w:space="0" w:sz="0" w:val="nil"/>
+          <w:left w:space="0" w:sz="0" w:val="nil"/>
+          <w:bottom w:space="0" w:sz="0" w:val="nil"/>
+          <w:right w:space="0" w:sz="0" w:val="nil"/>
+          <w:between w:space="0" w:sz="0" w:val="nil"/>
+        </w:pBdr>
+        <w:shd w:fill="auto" w:val="clear"/>
+        <w:rPr/>
+      </w:pPr>
+      <w:r>
+        <w:rPr>
+          <w:rtl w:val="0"/>
+        </w:rPr>
+        <w:t xml:space="preserve">"You want me to join you," I said. The handcuffs chafed my wrists.</w:t>
+      </w:r>
+    </w:p>
+    <w:p>
+      <w:pPr>
+        <w:pBdr>
+          <w:top w:space="0" w:sz="0" w:val="nil"/>
+          <w:left w:space="0" w:sz="0" w:val="nil"/>
+          <w:bottom w:space="0" w:sz="0" w:val="nil"/>
+          <w:right w:space="0" w:sz="0" w:val="nil"/>
+          <w:between w:space="0" w:sz="0" w:val="nil"/>
+        </w:pBdr>
+        <w:shd w:fill="auto" w:val="clear"/>
+        <w:rPr/>
+      </w:pPr>
+      <w:r>
+        <w:rPr>
+          <w:rtl w:val="0"/>
+        </w:rPr>
+        <w:t xml:space="preserve">"Yes. Or you rot here. But I have one final thing to show you." She pulled out a small scratched digital recorder and held it to the glass.</w:t>
+      </w:r>
+    </w:p>
+    <w:p>
+      <w:pPr>
+        <w:pBdr>
+          <w:top w:space="0" w:sz="0" w:val="nil"/>
+          <w:left w:space="0" w:sz="0" w:val="nil"/>
+          <w:bottom w:space="0" w:sz="0" w:val="nil"/>
+          <w:right w:space="0" w:sz="0" w:val="nil"/>
+          <w:between w:space="0" w:sz="0" w:val="nil"/>
+        </w:pBdr>
+        <w:shd w:fill="auto" w:val="clear"/>
+        <w:rPr/>
+      </w:pPr>
+      <w:r>
+        <w:rPr>
+          <w:rtl w:val="0"/>
+        </w:rPr>
+        <w:t xml:space="preserve">The screams of Emily Cross filled the space between us. My voice closing the case. The sound of my own arrogance condemning a woman to torture.</w:t>
       </w:r>
     </w:p>
     <w:p>
@@ -976,10 +1190,7 @@
         <w:rPr/>
       </w:pPr>
       <w:r>
-        <w:rPr>
-          <w:rtl w:val="0"/>
-        </w:rPr>
-        <w:t xml:space="preserve">I was immediately arrested for Obstruction and Violation of Bail. The Overseer was arrested for Conspiracy. The chaos was complete.</w:t>
+        <w:t>Victoria. Emily-was crying silently. Tears ran down her face ruining her perfect makeup. "You declared me dead Jack. While I was screaming. You cost me my life. That is why you are here. Not for the warrants. For me."</w:t>
       </w:r>
     </w:p>
     <w:p>
@@ -1000,7 +1211,7 @@
         <w:rPr>
           <w:rtl w:val="0"/>
         </w:rPr>
-        <w:t xml:space="preserve">Subchapter 8.2AFLG-V - Emily's Confession</w:t>
+        <w:t xml:space="preserve">Subchapter 8.3AFLG-V - The Final Choice</w:t>
       </w:r>
     </w:p>
     <w:p>
@@ -1027,7 +1238,7 @@
         <w:rPr>
           <w:rtl w:val="0"/>
         </w:rPr>
-        <w:t xml:space="preserve"> Jack is in custody. The Overseer is caught. Victoria visits the holding cell.</w:t>
+        <w:t xml:space="preserve"> Victoria reveals her identity as Emily Cross. She offers Jack a position in her new order.</w:t>
       </w:r>
     </w:p>
     <w:p>
@@ -1054,7 +1265,7 @@
         <w:rPr>
           <w:rtl w:val="0"/>
         </w:rPr>
-        <w:t xml:space="preserve"> Federal holding. No bail. A visitor arrives with a contract and a memory.</w:t>
+        <w:t xml:space="preserve"> A contract on the glass. A promise of power. A threat of oblivion.</w:t>
       </w:r>
     </w:p>
     <w:p>
@@ -1081,204 +1292,6 @@
         <w:rPr>
           <w:rtl w:val="0"/>
         </w:rPr>
-        <w:t xml:space="preserve">I was in federal holding. Denied bail. The cell was a gray box designed to break the spirit. Victoria visited me. She wore a confident smile that didn't reach her eyes. She looked like she was attending a board meeting rather than a prison visitation.</w:t>
-      </w:r>
-    </w:p>
-    <w:p>
-      <w:pPr>
-        <w:pBdr>
-          <w:top w:space="0" w:sz="0" w:val="nil"/>
-          <w:left w:space="0" w:sz="0" w:val="nil"/>
-          <w:bottom w:space="0" w:sz="0" w:val="nil"/>
-          <w:right w:space="0" w:sz="0" w:val="nil"/>
-          <w:between w:space="0" w:sz="0" w:val="nil"/>
-        </w:pBdr>
-        <w:shd w:fill="auto" w:val="clear"/>
-        <w:rPr/>
-      </w:pPr>
-      <w:r>
-        <w:rPr>
-          <w:rtl w:val="0"/>
-        </w:rPr>
-        <w:t xml:space="preserve">"You chose the dark path Jack. I like it. But now you must choose who wields that weapon."</w:t>
-      </w:r>
-    </w:p>
-    <w:p>
-      <w:pPr>
-        <w:pBdr>
-          <w:top w:space="0" w:sz="0" w:val="nil"/>
-          <w:left w:space="0" w:sz="0" w:val="nil"/>
-          <w:bottom w:space="0" w:sz="0" w:val="nil"/>
-          <w:right w:space="0" w:sz="0" w:val="nil"/>
-          <w:between w:space="0" w:sz="0" w:val="nil"/>
-        </w:pBdr>
-        <w:shd w:fill="auto" w:val="clear"/>
-        <w:rPr/>
-      </w:pPr>
-      <w:r>
-        <w:rPr>
-          <w:rtl w:val="0"/>
-        </w:rPr>
-        <w:t xml:space="preserve">"You want me to join you," I said. The handcuffs chafed my wrists.</w:t>
-      </w:r>
-    </w:p>
-    <w:p>
-      <w:pPr>
-        <w:pBdr>
-          <w:top w:space="0" w:sz="0" w:val="nil"/>
-          <w:left w:space="0" w:sz="0" w:val="nil"/>
-          <w:bottom w:space="0" w:sz="0" w:val="nil"/>
-          <w:right w:space="0" w:sz="0" w:val="nil"/>
-          <w:between w:space="0" w:sz="0" w:val="nil"/>
-        </w:pBdr>
-        <w:shd w:fill="auto" w:val="clear"/>
-        <w:rPr/>
-      </w:pPr>
-      <w:r>
-        <w:rPr>
-          <w:rtl w:val="0"/>
-        </w:rPr>
-        <w:t xml:space="preserve">"Yes. Or you rot here. But I have one final thing to show you." She pulled out a small scratched digital recorder and held it to the glass.</w:t>
-      </w:r>
-    </w:p>
-    <w:p>
-      <w:pPr>
-        <w:pBdr>
-          <w:top w:space="0" w:sz="0" w:val="nil"/>
-          <w:left w:space="0" w:sz="0" w:val="nil"/>
-          <w:bottom w:space="0" w:sz="0" w:val="nil"/>
-          <w:right w:space="0" w:sz="0" w:val="nil"/>
-          <w:between w:space="0" w:sz="0" w:val="nil"/>
-        </w:pBdr>
-        <w:shd w:fill="auto" w:val="clear"/>
-        <w:rPr/>
-      </w:pPr>
-      <w:r>
-        <w:rPr>
-          <w:rtl w:val="0"/>
-        </w:rPr>
-        <w:t xml:space="preserve">The screams of Emily Cross filled the space between us. My voice closing the case. The sound of my own arrogance condemning a woman to torture.</w:t>
-      </w:r>
-    </w:p>
-    <w:p>
-      <w:pPr>
-        <w:pBdr>
-          <w:top w:space="0" w:sz="0" w:val="nil"/>
-          <w:left w:space="0" w:sz="0" w:val="nil"/>
-          <w:bottom w:space="0" w:sz="0" w:val="nil"/>
-          <w:right w:space="0" w:sz="0" w:val="nil"/>
-          <w:between w:space="0" w:sz="0" w:val="nil"/>
-        </w:pBdr>
-        <w:shd w:fill="auto" w:val="clear"/>
-        <w:spacing w:after="240" w:lineRule="auto"/>
-        <w:rPr/>
-      </w:pPr>
-      <w:r>
-        <w:rPr>
-          <w:rtl w:val="0"/>
-        </w:rPr>
-        <w:t xml:space="preserve">Victoria—Emily—was crying silently. Tears ran down her face ruining her perfect makeup. "You declared me dead Jack. While I was screaming. You cost me my life. That is why you are here. Not for the warrants. For me."</w:t>
-      </w:r>
-    </w:p>
-    <w:p>
-      <w:pPr>
-        <w:pStyle w:val="Heading3"/>
-        <w:pBdr>
-          <w:top w:space="0" w:sz="0" w:val="nil"/>
-          <w:left w:space="0" w:sz="0" w:val="nil"/>
-          <w:bottom w:space="0" w:sz="0" w:val="nil"/>
-          <w:right w:space="0" w:sz="0" w:val="nil"/>
-          <w:between w:space="0" w:sz="0" w:val="nil"/>
-        </w:pBdr>
-        <w:shd w:fill="auto" w:val="clear"/>
-        <w:spacing w:before="0" w:lineRule="auto"/>
-        <w:rPr/>
-      </w:pPr>
-      <w:r>
-        <w:rPr>
-          <w:rtl w:val="0"/>
-        </w:rPr>
-        <w:t xml:space="preserve">Subchapter 8.3AFLG-V - The Final Choice</w:t>
-      </w:r>
-    </w:p>
-    <w:p>
-      <w:pPr>
-        <w:pBdr>
-          <w:top w:space="0" w:sz="0" w:val="nil"/>
-          <w:left w:space="0" w:sz="0" w:val="nil"/>
-          <w:bottom w:space="0" w:sz="0" w:val="nil"/>
-          <w:right w:space="0" w:sz="0" w:val="nil"/>
-          <w:between w:space="0" w:sz="0" w:val="nil"/>
-        </w:pBdr>
-        <w:shd w:fill="auto" w:val="clear"/>
-        <w:rPr/>
-      </w:pPr>
-      <w:r>
-        <w:rPr>
-          <w:b w:val="1"/>
-          <w:bCs w:val="1"/>
-          <w:rtl w:val="0"/>
-        </w:rPr>
-        <w:t xml:space="preserve">PREVIOUSLY:</w:t>
-      </w:r>
-      <w:r>
-        <w:rPr>
-          <w:rtl w:val="0"/>
-        </w:rPr>
-        <w:t xml:space="preserve"> Victoria reveals her identity as Emily Cross. She offers Jack a position in her new order.</w:t>
-      </w:r>
-    </w:p>
-    <w:p>
-      <w:pPr>
-        <w:pBdr>
-          <w:top w:space="0" w:sz="0" w:val="nil"/>
-          <w:left w:space="0" w:sz="0" w:val="nil"/>
-          <w:bottom w:space="0" w:sz="0" w:val="nil"/>
-          <w:right w:space="0" w:sz="0" w:val="nil"/>
-          <w:between w:space="0" w:sz="0" w:val="nil"/>
-        </w:pBdr>
-        <w:shd w:fill="auto" w:val="clear"/>
-        <w:rPr/>
-      </w:pPr>
-      <w:r>
-        <w:rPr>
-          <w:b w:val="1"/>
-          <w:bCs w:val="1"/>
-          <w:rtl w:val="0"/>
-        </w:rPr>
-        <w:t xml:space="preserve">BRIDGE TEXT:</w:t>
-      </w:r>
-      <w:r>
-        <w:rPr>
-          <w:rtl w:val="0"/>
-        </w:rPr>
-        <w:t xml:space="preserve"> A contract on the glass. A promise of power. A threat of oblivion.</w:t>
-      </w:r>
-    </w:p>
-    <w:p>
-      <w:pPr>
-        <w:pBdr>
-          <w:top w:space="0" w:sz="0" w:val="nil"/>
-          <w:left w:space="0" w:sz="0" w:val="nil"/>
-          <w:bottom w:space="0" w:sz="0" w:val="nil"/>
-          <w:right w:space="0" w:sz="0" w:val="nil"/>
-          <w:between w:space="0" w:sz="0" w:val="nil"/>
-        </w:pBdr>
-        <w:shd w:fill="auto" w:val="clear"/>
-        <w:rPr/>
-      </w:pPr>
-      <w:r>
-        <w:rPr>
-          <w:b w:val="1"/>
-          <w:bCs w:val="1"/>
-          <w:rtl w:val="0"/>
-        </w:rPr>
-        <w:t xml:space="preserve">NARRATIVE: </w:t>
-      </w:r>
-      <w:r>
-        <w:rPr>
-          <w:rtl w:val="0"/>
-        </w:rPr>
         <w:t xml:space="preserve">Victoria wiped her eyes. The mask returned. "I am offering you a clean slate Jack. Deputy Director of Investigations. Blackwell Industries. You take the power. You fix the system. And you find a way to forgive yourself for what you did to me."</w:t>
       </w:r>
     </w:p>
@@ -1333,10 +1346,37 @@
         <w:rPr/>
       </w:pPr>
       <w:r>
-        <w:rPr>
-          <w:rtl w:val="0"/>
-        </w:rPr>
-        <w:t xml:space="preserve">I looked at the contract. My soul was tainted but I could save the city. I could be the monster that keeps the other monsters away.</w:t>
+        <w:t>I studied the contract. My soul was tainted but I could save the city. I could be the monster that keeps the other monsters away.</w:t>
+      </w:r>
+    </w:p>
+    <w:p>
+      <w:r>
+        <w:t>My phone vibrated. Sarah. 'Jack, we have a problem. The FBI just got a warrant. They're moving in ten minutes. You need to decide now.'</w:t>
+      </w:r>
+    </w:p>
+    <w:p>
+      <w:r>
+        <w:t>I studied the evidence spread before me. The choice wasn't just about method. It was about survival. The system was closing in. Every second counted. I could hear sirens in the distance. Getting closer.</w:t>
+      </w:r>
+    </w:p>
+    <w:p>
+      <w:r>
+        <w:t>'They're five minutes out, Jack,' Sarah's voice was urgent. 'What do you want to do?'</w:t>
+      </w:r>
+    </w:p>
+    <w:p>
+      <w:r>
+        <w:t>My phone lit up. Victoria. 'The evidence room supervisor just received orders to destroy the files. You have two hours before they're incinerated. Your choice, Detective. Do you trust the system or do you trust me?'</w:t>
+      </w:r>
+    </w:p>
+    <w:p>
+      <w:r>
+        <w:t>I studied Sarah. At the evidence. At the clock. Time was running out. The bureaucracy was protecting itself. I had to act now or lose everything.</w:t>
+      </w:r>
+    </w:p>
+    <w:p>
+      <w:r>
+        <w:t>'Jack?' Sarah's voice cut through my thoughts. 'We're out of time. What's your call?'</w:t>
       </w:r>
     </w:p>
     <w:p>
@@ -1667,10 +1707,7 @@
         <w:rPr/>
       </w:pPr>
       <w:r>
-        <w:rPr>
-          <w:rtl w:val="0"/>
-        </w:rPr>
-        <w:t xml:space="preserve">I looked at Sarah. The woman who had stood by me when everyone else walked away. I had traded her clean hands for my safe legal defense. The burden of guilt was crushing.</w:t>
+        <w:t>I studied Sarah. The woman who had stood by me when everyone else walked away. I had traded her clean hands for my safe legal defense. The burden of guilt was crushing.</w:t>
       </w:r>
     </w:p>
     <w:p>
@@ -1979,18 +2016,37 @@
         <w:rPr/>
       </w:pPr>
       <w:r>
-        <w:rPr>
-          <w:b w:val="1"/>
-          <w:bCs w:val="1"/>
-          <w:rtl w:val="0"/>
-        </w:rPr>
-        <w:t xml:space="preserve">NARRATIVE: </w:t>
-      </w:r>
-      <w:r>
-        <w:rPr>
-          <w:rtl w:val="0"/>
-        </w:rPr>
-        <w:t xml:space="preserve">I looked at the contract and the confession. My soul was tainted but I could save the city. More importantly I could save Sarah. The aggressive path had delivered the truth but demanded my final sacrifice. I could burn my reputation to the ground to save the only friend I had left.</w:t>
+        <w:t>NARRATIVE: I studied the contract and the confession. My soul was tainted but I could save the city. More importantly I could save Sarah. The aggressive path had delivered the truth but demanded my final sacrifice. I could burn my reputation to the ground to save the only friend I had left.</w:t>
+      </w:r>
+    </w:p>
+    <w:p>
+      <w:r>
+        <w:t>My phone vibrated. Sarah. 'Jack, we have a problem. The FBI just got a warrant. They're moving in ten minutes. You need to decide now.'</w:t>
+      </w:r>
+    </w:p>
+    <w:p>
+      <w:r>
+        <w:t>I studied the evidence spread before me. The choice wasn't just about method. It was about survival. The system was closing in. Every second counted. I could hear sirens in the distance. Getting closer.</w:t>
+      </w:r>
+    </w:p>
+    <w:p>
+      <w:r>
+        <w:t>'They're five minutes out, Jack,' Sarah's voice was urgent. 'What do you want to do?'</w:t>
+      </w:r>
+    </w:p>
+    <w:p>
+      <w:r>
+        <w:t>My phone vibrated. Sarah. 'Jack, we have a problem. The FBI just got a warrant. They're moving in ten minutes. You need to decide now.'</w:t>
+      </w:r>
+    </w:p>
+    <w:p>
+      <w:r>
+        <w:t>I studied the evidence spread before me. The choice wasn't just about method. It was about survival. The system was closing in. Every second counted. I could hear sirens in the distance. Getting closer.</w:t>
+      </w:r>
+    </w:p>
+    <w:p>
+      <w:r>
+        <w:t>'They're five minutes out, Jack,' Sarah's voice was urgent. 'What do you want to do?'</w:t>
       </w:r>
     </w:p>
     <w:p>
@@ -2547,12 +2603,7 @@
         </w:rPr>
       </w:pPr>
       <w:r>
-        <w:rPr>
-          <w:i w:val="1"/>
-          <w:iCs w:val="1"/>
-          <w:rtl w:val="0"/>
-        </w:rPr>
-        <w:t xml:space="preserve">You chose chaos over certainty Jack. Now the chaos demands its price. You have Grange. You must deliver him to the Black Market Docks. Midnight. He is the ultimate leverage. —E.C.</w:t>
+        <w:t>You chose chaos over certainty Jack. Now the chaos demands its price. You have Grange. You must deliver him to the Black Market Docks. Midnight. He is the ultimate leverage.. E.C.</w:t>
       </w:r>
     </w:p>
     <w:p>
@@ -2569,10 +2620,7 @@
         <w:rPr/>
       </w:pPr>
       <w:r>
-        <w:rPr>
-          <w:rtl w:val="0"/>
-        </w:rPr>
-        <w:t xml:space="preserve">I looked at Grange. Secured. Gagged. Terrified. I had the monster. I had the evidence. I was a fugitive. The aggressive path was complete. Leaving me with the final choice. Surrender to the light or embrace the darkness.</w:t>
+        <w:t>I studied Grange. Secured. Gagged. Terrified. I had the monster. I had the evidence. I was a fugitive. The aggressive path was complete. Leaving me with the final choice. Surrender to the light or embrace the darkness.</w:t>
       </w:r>
     </w:p>
     <w:p>
@@ -2663,18 +2711,37 @@
         <w:rPr/>
       </w:pPr>
       <w:r>
-        <w:rPr>
-          <w:b w:val="1"/>
-          <w:bCs w:val="1"/>
-          <w:rtl w:val="0"/>
-        </w:rPr>
-        <w:t xml:space="preserve">NARRATIVE: </w:t>
-      </w:r>
-      <w:r>
-        <w:rPr>
-          <w:rtl w:val="0"/>
-        </w:rPr>
-        <w:t xml:space="preserve">I stood alone in the vault. The evidence stacked at my feet. I had sacrificed my freedom but secured the absolute truth. I looked at the contract Victoria had prepared. Sitting pristine in my pocket. A grim counterpoint to the blood and dust on my hands.</w:t>
+        <w:t>NARRATIVE: I stood alone in the vault. The evidence stacked at my feet. I had sacrificed my freedom but secured the absolute truth. I studied the contract Victoria had prepared. Sitting pristine in my pocket. A grim counterpoint to the blood and dust on my hands.</w:t>
+      </w:r>
+    </w:p>
+    <w:p>
+      <w:r>
+        <w:t>My phone vibrated. Sarah. 'Jack, we have a problem. The FBI just got a warrant. They're moving in ten minutes. You need to decide now.'</w:t>
+      </w:r>
+    </w:p>
+    <w:p>
+      <w:r>
+        <w:t>I studied the evidence spread before me. The choice wasn't just about method. It was about survival. The system was closing in. Every second counted. I could hear sirens in the distance. Getting closer.</w:t>
+      </w:r>
+    </w:p>
+    <w:p>
+      <w:r>
+        <w:t>'They're five minutes out, Jack,' Sarah's voice was urgent. 'What do you want to do?'</w:t>
+      </w:r>
+    </w:p>
+    <w:p>
+      <w:r>
+        <w:t>My phone vibrated. Sarah. 'Jack, we have a problem. The FBI just got a warrant. They're moving in ten minutes. You need to decide now.'</w:t>
+      </w:r>
+    </w:p>
+    <w:p>
+      <w:r>
+        <w:t>I studied the evidence spread before me. The choice wasn't just about method. It was about survival. The system was closing in. Every second counted. I could hear sirens in the distance. Getting closer.</w:t>
+      </w:r>
+    </w:p>
+    <w:p>
+      <w:r>
+        <w:t>'They're five minutes out, Jack,' Sarah's voice was urgent. 'What do you want to do?'</w:t>
       </w:r>
     </w:p>
     <w:p>

--- a/story/The_Midnight_Confessor_Batch11.docx
+++ b/story/The_Midnight_Confessor_Batch11.docx
@@ -252,6 +252,21 @@
       </w:r>
     </w:p>
     <w:p>
+      <w:r>
+        <w:t>The silence was heavy. Too heavy. In my line of work, silence usually meant someone was waiting. Someone was watching. I kept my hand near my weapon. The old .38 felt familiar. Comfortable. Like an extension of my arm.</w:t>
+      </w:r>
+    </w:p>
+    <w:p>
+      <w:r>
+        <w:t>I scanned the room. Looking for exits. Looking for threats. Looking for anything that didn't belong. My training kicked in. Muscle memory from three decades on the force.</w:t>
+      </w:r>
+    </w:p>
+    <w:p>
+      <w:r>
+        <w:t>The rain hadn't let up. It drummed against the windows like a persistent accusation. I checked my watch. Time was running out. The city outside was a maze of shadows and secrets. Every corner held a potential threat. Every face could be an enemy. I moved through the space carefully. My instincts were on high alert. Years of experience told me when something was wrong. Right now, everything felt wrong. The silence was heavy. Too heavy. In my line of work, silence usually meant someone was waiting. Someone was watching. I kept my hand near my weapon. The old .38 felt familiar. Comfortable. Like an extension of my arm. I scanned the room. Looking for exits. Looking for threats. Looking for anything that didn't belong. My training kicked in. Muscle memory from three decades on the force. The rain hadn't let up. It drummed against the windows like a persistent accusation. I checked my watch. Time was running out. The city outside was a maze of shadows and secrets. Every corner held a potential threat. Every face could be an enemy. I moved through the space carefully. My instincts were on high alert. Years of experience told me when something was wrong. Right now, everything felt wrong. The silence was heavy. Too heavy. In my line of work, silence usually meant someone was waiting. Someone was watching. I kept my hand near my weapon. The old .38 felt familiar. Comfortable. Like an extension of my arm. I scanned the room. Looking for exits. Looking for threats. Looking for anything that didn't belong. My training kicked in. Muscle memory from three decades on the force. The rain hadn't let up. It drummed against the windows like a persistent accusation. I checked my watch. Time was running out. The city outside was a maze of shadows and secrets. Every corner held a potential threat. Every face could be an enemy. I moved through the space carefully. My instincts were on high</w:t>
+      </w:r>
+    </w:p>
+    <w:p>
       <w:pPr>
         <w:pBdr>
           <w:top w:space="0" w:sz="0" w:val="nil"/>
@@ -466,6 +481,26 @@
       </w:r>
     </w:p>
     <w:p>
+      <w:r>
+        <w:t>My phone buzzed again. Another message. Another complication. The web was tightening. I could feel it. Every choice narrowed my options. Every action had consequences I couldn't predict. But standing still wasn't an option either.</w:t>
+      </w:r>
+    </w:p>
+    <w:p>
+      <w:r>
+        <w:t>The clock was ticking. I could hear it in my head. A constant reminder that time was the one thing I couldn't get back. I had to act. I had to decide. Even if the decision was wrong.</w:t>
+      </w:r>
+    </w:p>
+    <w:p>
+      <w:r>
+        <w:t>The situation was getting complicated. Fast. Every move I made seemed to create three new problems. I was playing catch-up in a game where the rules kept changing. Victoria was always one step ahead. Always. I felt the weight of the decisions I'd made. The paths I'd chosen. Some had led here. Some had led to dead ends. But I couldn't go back. I could only move forward. Even if forward meant walking into a trap. My phone buzzed again. Another message. Another complication. The web was tightening. I could feel it. Every choice narrowed my options. Every action had consequences I couldn't predict. But standing still wasn't an option either. The clock was ticking. I could hear it in my head. A constant reminder that time was the one thing I couldn't get back.</w:t>
+      </w:r>
+    </w:p>
+    <w:p>
+      <w:r>
+        <w:t>The situation was getting complicated. Fast. Every move I made seemed to create three new problems. I was playing catch-up in a game where the rules kept changing. Victoria was always one step ahead. Always. I felt the weight of the decisions I'd made. The paths I'd chosen. Some had led here. Some had led to dead ends. But I couldn't go back. I could only move forward. Even if forward meant walking into a trap. The phone buzzed again. Another message. Another complication. The web was tightening. I could feel it. Every choice narrowed my options. Every action had consequences I couldn't predict. But standing still wasn't an option either. The clock was ticking. I could hear it in my head. A constant reminder that time was the one thing I couldn't get back.</w:t>
+      </w:r>
+    </w:p>
+    <w:p>
       <w:pPr>
         <w:pBdr>
           <w:top w:space="0" w:sz="0" w:val="nil"/>
@@ -634,6 +669,31 @@
     <w:p>
       <w:r>
         <w:t>'Jack?' Sarah's voice cut through my thoughts. 'We're out of time. What's your call?'</w:t>
+      </w:r>
+    </w:p>
+    <w:p>
+      <w:r>
+        <w:t>The clock was ticking. Literally. I could hear it on the wall. Each second a reminder that time was running out. The evidence was here. The choice was here. But the window was closing.</w:t>
+      </w:r>
+    </w:p>
+    <w:p>
+      <w:r>
+        <w:t>I felt the pressure building. The kind of pressure that makes your chest tight. The kind that makes your hands shake. But I'd been here before. Not exactly here. But close enough. Close enough to know that hesitation was death.</w:t>
+      </w:r>
+    </w:p>
+    <w:p>
+      <w:r>
+        <w:t>My phone lit up. Victoria. 'The evidence room supervisor just received orders to destroy the files. You have two hours before they're incinerated. Your choice, Detective. Do you trust the system or do you trust me?'</w:t>
+      </w:r>
+    </w:p>
+    <w:p>
+      <w:r>
+        <w:t>I looked at Sarah. At the evidence. At the clock. Time was running out. The bureaucracy was protecting itself. I had to act now or lose everything.</w:t>
+      </w:r>
+    </w:p>
+    <w:p>
+      <w:r>
+        <w:t>My phone vibrated. Sarah. 'Jack, we have a problem. The FBI just got a warrant. They're moving in ten minutes. You need to decide now.' I looked at the evidence spread before me. The choice wasn't just about method. It was about survival. The system was closing in. Every second counted. I could hear sirens in the distance. Getting closer. 'They're five minutes out, Jack,' Sarah's voice was urgent. 'What do you want to do?' The weight of the moment pressed down on me. This was it. The point of no return. Whatever I chose next would define everything that came after. There was no going back. No second chances. I felt my heart hammering against my ribs. The old familiar rush of adrenaline. The one that came right before everything went to hell. The phone vibrated. Sarah. 'Jack, we have a problem. The FBI just got a warrant. They're moving in ten minutes. You need to decide now.' I studied the evidence spread before me. The choice wasn't just about method. It was about survival. The system was closing in. Every second counted. I could hear sirens in the distance. Getting closer. 'They're five minutes out, Jack,' Sarah's voice was urgent. 'What do you want to do?' The weight of the moment pressed down on me. This was it.</w:t>
       </w:r>
     </w:p>
     <w:p>
@@ -979,6 +1039,26 @@
       </w:r>
     </w:p>
     <w:p>
+      <w:r>
+        <w:t>The silence was heavy. Too heavy. In my line of work, silence usually meant someone was waiting. Someone was watching. I kept my hand near my weapon. The old .38 felt familiar. Comfortable. Like an extension of my arm.</w:t>
+      </w:r>
+    </w:p>
+    <w:p>
+      <w:r>
+        <w:t>I scanned the room. Looking for exits. Looking for threats. Looking for anything that didn't belong. My training kicked in. Muscle memory from three decades on the force.</w:t>
+      </w:r>
+    </w:p>
+    <w:p>
+      <w:r>
+        <w:t>The rain hadn't let up. It drummed against the windows like a persistent accusation. I checked my watch. Time was running out. The city outside was a maze of shadows and secrets. Every corner held a potential threat. Every face could be an enemy. I moved through the space carefully. My instincts were on high alert. Years of experience told me when something was wrong. Right now, everything felt wrong. The silence was heavy. Too heavy. In my line of work, silence usually meant someone was waiting. Someone was watching. I kept my hand near my weapon. The old .38 felt familiar. Comfortable. Like an extension of my arm. I scanned the room. Looking for exits. Looking for threats. Looking for anything that didn't belong. My training kicked in. Muscle memory from three decades on the force.</w:t>
+      </w:r>
+    </w:p>
+    <w:p>
+      <w:r>
+        <w:t>The rain hadn't let up. It drummed against the windows like a persistent accusation. I checked my watch. Time was running out. The city outside was a maze of shadows and secrets. Every corner held a potential threat. Every face could be an enemy. I moved through the space carefully. My instincts were on high alert. Years of experience told me when something was wrong. Right now, everything felt wrong. The silence was heavy. Too heavy. In my line of work, silence usually meant someone was waiting. Someone was watching. I kept my hand near my weapon. The old .38 felt familiar. Comfortable. Like an extension of my arm. I scanned the room. Looking for exits. Looking for threats. Looking for anything that didn't belong. My training kicked in. Muscle memory from three decades on the force.</w:t>
+      </w:r>
+    </w:p>
+    <w:p>
       <w:pPr>
         <w:pBdr>
           <w:top w:space="0" w:sz="0" w:val="nil"/>
@@ -1177,6 +1257,21 @@
       </w:r>
     </w:p>
     <w:p>
+      <w:r>
+        <w:t>My phone buzzed again. Another message. Another complication. The web was tightening. I could feel it. Every choice narrowed my options. Every action had consequences I couldn't predict. But standing still wasn't an option either.</w:t>
+      </w:r>
+    </w:p>
+    <w:p>
+      <w:r>
+        <w:t>The clock was ticking. I could hear it in my head. A constant reminder that time was the one thing I couldn't get back. I had to act. I had to decide. Even if the decision was wrong.</w:t>
+      </w:r>
+    </w:p>
+    <w:p>
+      <w:r>
+        <w:t>The situation was getting complicated. Fast. Every move I made seemed to create three new problems. I was playing catch-up in a game where the rules kept changing. Victoria was always one step ahead. Always. I felt the weight of the decisions I'd made. The paths I'd chosen. Some had led here. Some had led to dead ends. But I couldn't go back. I could only move forward. Even if forward meant walking into a trap. My phone buzzed again. Another message. Another complication. The web was tightening. I could feel it. Every choice narrowed my options. Every action had consequences I couldn't predict. But standing still wasn't an option either. The clock was ticking. I could hear it in my head. A constant reminder that time was the one thing I couldn't get back. The situation was getting complicated. Fast. Every move I made seemed to create three new problems. I was playing catch-up in a game where the rules kept changing. Victoria was always one step ahead. Always. I felt the weight of the decisions I'd made. The paths I'd chosen. Some had led here. Some had led to dead ends. But I couldn't go back. I could only move forward. Even if forward meant walking into a trap. The phone buzzed again. Another message. Another complication. The web was tightening. I could feel it. Every choice narrowed my options. Every action had consequences I couldn't predict. But standing still wasn't an option either. The clock was ticking. I could hear it in my head. A constant reminder that time was the one thing I couldn't get back. The situation was getting complicated. Fast. Every move I made seemed to create three new problems. I was playing catch-up in a game where the rules kept changing. Victoria was always one step ahead. Always. I felt the weight of the decisions I'd made. The paths I'd chosen. Some had led here. Some had led to dead ends. But I couldn't go back. I could only move forward. Even if forward meant walking into a trap. The phone buzzed again. Another message. Another complication. The web was tightening. I could feel it.</w:t>
+      </w:r>
+    </w:p>
+    <w:p>
       <w:pPr>
         <w:pBdr>
           <w:top w:space="0" w:sz="0" w:val="nil"/>
@@ -1377,6 +1472,31 @@
     <w:p>
       <w:r>
         <w:t>'Jack?' Sarah's voice cut through my thoughts. 'We're out of time. What's your call?'</w:t>
+      </w:r>
+    </w:p>
+    <w:p>
+      <w:r>
+        <w:t>The clock was ticking. Literally. I could hear it on the wall. Each second a reminder that time was running out. The evidence was here. The choice was here. But the window was closing.</w:t>
+      </w:r>
+    </w:p>
+    <w:p>
+      <w:r>
+        <w:t>I felt the pressure building. The kind of pressure that makes your chest tight. The kind that makes your hands shake. But I'd been here before. Not exactly here. But close enough. Close enough to know that hesitation was death.</w:t>
+      </w:r>
+    </w:p>
+    <w:p>
+      <w:r>
+        <w:t>My phone lit up. Victoria. 'The evidence room supervisor just received orders to destroy the files. You have two hours before they're incinerated. Your choice, Detective. Do you trust the system or do you trust me?'</w:t>
+      </w:r>
+    </w:p>
+    <w:p>
+      <w:r>
+        <w:t>I looked at Sarah. At the evidence. At the clock. Time was running out. The bureaucracy was protecting itself. I had to act now or lose everything.</w:t>
+      </w:r>
+    </w:p>
+    <w:p>
+      <w:r>
+        <w:t>My phone vibrated. Sarah. 'Jack, we have a problem. The FBI just got a warrant. They're moving in ten minutes. You need to decide now.' I looked at the evidence spread before me. The choice wasn't just about method. It was about survival. The system was closing in. Every second counted. I could hear sirens in the distance. Getting closer. 'They're five minutes out, Jack,' Sarah's voice was urgent. 'What do you want to do?' The weight of the moment pressed down on me. This was it. The point of no return. Whatever I chose next would define everything that came after. There was no going back. No second chances. I felt my heart hammering against my ribs. The old familiar rush of adrenaline. The one that came right before everything went to hell. The phone vibrated. Sarah. 'Jack, we have a problem. The FBI just got a warrant. They're moving in ten minutes. You need to decide now.' I studied the</w:t>
       </w:r>
     </w:p>
     <w:p>
@@ -1711,6 +1831,21 @@
       </w:r>
     </w:p>
     <w:p>
+      <w:r>
+        <w:t>The rain hadn't let up. It drummed against the windows like a persistent accusation. I checked my watch. Time was running out. The city outside was a maze of shadows and secrets. Every corner held a potential threat. Every face could be an enemy.</w:t>
+      </w:r>
+    </w:p>
+    <w:p>
+      <w:r>
+        <w:t>I moved through the space carefully. My instincts were on high alert. Years of experience told me when something was wrong. Right now, everything felt wrong.</w:t>
+      </w:r>
+    </w:p>
+    <w:p>
+      <w:r>
+        <w:t>The rain hadn't let up. It drummed against the windows like a persistent accusation. I checked my watch. Time was running out. The city outside was a maze of shadows and secrets. Every corner held a potential threat. Every face could be an enemy. I moved through the space carefully. My instincts were on high alert. Years of experience told me when something was wrong. Right now, everything felt wrong. The silence was heavy. Too heavy. In my line of work, silence usually meant someone was waiting. Someone was watching. I kept my hand near my weapon. The old .38 felt familiar. Comfortable. Like an extension of my arm. I scanned the room. Looking for exits. Looking for threats. Looking for anything that didn't belong. My training kicked in. Muscle memory from three decades on the force. The rain hadn't let up. It drummed against the windows like a persistent accusation. I checked my watch. Time was running out. The city outside was a maze of shadows and secrets. Every corner held a potential threat. Every face could be an enemy. I moved through the space carefully. My instincts were on high alert. Years of experience told me when something was wrong. Right now, everything felt wrong. The silence was heavy. Too heavy. In my line of work, silence usually meant someone was waiting. Someone was watching. I kept my hand near my weapon. The old .38 felt familiar. Comfortable. Like an extension of my arm. I scanned the room. Looking for exits. Looking for threats. Looking for anything that didn't belong. My training kicked in. Muscle memory from three decades on the force. The rain hadn't let up. It drummed against the windows like a persistent accusation. I checked my watch. Time was running out. The city outside was a maze of shadows and</w:t>
+      </w:r>
+    </w:p>
+    <w:p>
       <w:pPr>
         <w:pBdr>
           <w:top w:space="0" w:sz="0" w:val="nil"/>
@@ -1909,6 +2044,26 @@
       </w:r>
     </w:p>
     <w:p>
+      <w:r>
+        <w:t>The situation was getting complicated. Fast. Every move I made seemed to create three new problems. I was playing catch-up in a game where the rules kept changing. Victoria was always one step ahead. Always.</w:t>
+      </w:r>
+    </w:p>
+    <w:p>
+      <w:r>
+        <w:t>I felt the weight of the decisions I'd made. The paths I'd chosen. Some had led here. Some had led to dead ends. But I couldn't go back. I could only move forward. Even if forward meant walking into a trap.</w:t>
+      </w:r>
+    </w:p>
+    <w:p>
+      <w:r>
+        <w:t>The situation was getting complicated. Fast. Every move I made seemed to create three new problems. I was playing catch-up in a game where the rules kept changing. Victoria was always one step ahead. Always. I felt the weight of the decisions I'd made. The paths I'd chosen. Some had led here. Some had led to dead ends. But I couldn't go back. I could only move forward. Even if forward meant walking into a trap. My phone buzzed again. Another message. Another complication. The web was tightening. I could feel it. Every choice narrowed my options. Every action had consequences I couldn't predict. But standing still wasn't an option either. The clock was ticking. I could hear it in my head. A constant reminder that time was the one thing I couldn't get back.</w:t>
+      </w:r>
+    </w:p>
+    <w:p>
+      <w:r>
+        <w:t>The situation was getting complicated. Fast. Every move I made seemed to create three new problems. I was playing catch-up in a game where the rules kept changing. Victoria was always one step ahead. Always. I felt the weight of the decisions I'd made. The paths I'd chosen. Some had led here. Some had led to dead ends. But I couldn't go back. I could only move forward. Even if forward meant walking into a trap. The phone buzzed again. Another message. Another complication. The web was tightening. I could feel it. Every choice narrowed my options. Every action had consequences I couldn't predict. But standing still wasn't an option either. The clock was ticking. I could hear it in my head. A constant reminder that time was the one thing I couldn't get back.</w:t>
+      </w:r>
+    </w:p>
+    <w:p>
       <w:pPr>
         <w:pBdr>
           <w:top w:space="0" w:sz="0" w:val="nil"/>
@@ -2047,6 +2202,36 @@
     <w:p>
       <w:r>
         <w:t>'They're five minutes out, Jack,' Sarah's voice was urgent. 'What do you want to do?'</w:t>
+      </w:r>
+    </w:p>
+    <w:p>
+      <w:r>
+        <w:t>The phone rang. Martinez. 'Halloway, we know where you are. We're sending a team. You have fifteen minutes to surrender or we're coming in hot.'</w:t>
+      </w:r>
+    </w:p>
+    <w:p>
+      <w:r>
+        <w:t>I looked around. The evidence was here. The choice was here. But the law was closing in. I could hear helicopters in the distance. The net was tightening.</w:t>
+      </w:r>
+    </w:p>
+    <w:p>
+      <w:r>
+        <w:t>'Jack, we need to move,' Sarah said. Her hand was on her weapon. 'Now.'</w:t>
+      </w:r>
+    </w:p>
+    <w:p>
+      <w:r>
+        <w:t>The moment crystallized. Everything I'd done. Everything I'd risked. It all came down to this. One decision. One choice. The wrong one meant prison. The right one meant... I wasn't sure what it meant anymore. But I had to choose.</w:t>
+      </w:r>
+    </w:p>
+    <w:p>
+      <w:r>
+        <w:t>My phone vibrated. Sarah. 'Jack, we have a problem. The FBI just got a warrant. They're moving in ten minutes. You need to decide now.' I looked at the evidence spread before me. The choice wasn't just about method. It was about survival. The system was closing in. Every second counted. I could hear sirens in the distance. Getting closer. 'They're five minutes out, Jack,' Sarah's voice was urgent. 'What do you want to do?' The weight of the moment pressed down on me. This was it. The point of no return. Whatever I chose next would define everything that came after. There was no going back. No second chances. I felt my heart hammering against my ribs. The old familiar rush of adrenaline. The one that came right before everything went to hell.</w:t>
+      </w:r>
+    </w:p>
+    <w:p>
+      <w:r>
+        <w:t>The phone vibrated. Sarah. 'Jack, we have a problem. The FBI just got a warrant. They're moving in ten minutes. You need to decide now.' I studied the evidence spread before me. The choice wasn't just about method. It was about survival. The system was closing in. Every second counted. I could hear sirens in the distance. Getting closer. 'They're five minutes out, Jack,' Sarah's voice was urgent. 'What do you want to do?' The weight of the moment pressed down on me. This was it. The point of no return. Whatever I chose next would define everything that came after. There was no going back. No second chances. I felt my heart hammering against my ribs. The old familiar rush of adrenaline. The one that came right before everything went to hell.</w:t>
       </w:r>
     </w:p>
     <w:p>
@@ -2393,6 +2578,26 @@
       </w:r>
     </w:p>
     <w:p>
+      <w:r>
+        <w:t>The rain hadn't let up. It drummed against the windows like a persistent accusation. I checked my watch. Time was running out. The city outside was a maze of shadows and secrets. Every corner held a potential threat. Every face could be an enemy.</w:t>
+      </w:r>
+    </w:p>
+    <w:p>
+      <w:r>
+        <w:t>I moved through the space carefully. My instincts were on high alert. Years of experience told me when something was wrong. Right now, everything felt wrong.</w:t>
+      </w:r>
+    </w:p>
+    <w:p>
+      <w:r>
+        <w:t>The rain hadn't let up. It drummed against the windows like a persistent accusation. I checked my watch. Time was running out. The city outside was a maze of shadows and secrets. Every corner held a potential threat. Every face could be an enemy. I moved through the space carefully. My instincts were on high alert. Years of experience told me when something was wrong. Right now, everything felt wrong. The silence was heavy. Too heavy. In my line of work, silence usually meant someone was waiting. Someone was watching. I kept my hand near my weapon. The old .38 felt familiar. Comfortable. Like an extension of my arm. I scanned the room. Looking for exits. Looking for threats. Looking for anything that didn't belong. My training kicked in. Muscle memory from three decades on the force.</w:t>
+      </w:r>
+    </w:p>
+    <w:p>
+      <w:r>
+        <w:t>The rain hadn't let up. It drummed against the windows like a persistent accusation. I checked my watch. Time was running out. The city outside was a maze of shadows and secrets. Every corner held a potential threat. Every face could be an enemy. I moved through the space carefully. My instincts were on high alert. Years of experience told me when something was wrong. Right now, everything felt wrong. The silence was heavy. Too heavy. In my line of work, silence usually meant someone was waiting. Someone was watching. I kept my hand near my weapon. The old .38 felt familiar. Comfortable. Like an extension of my arm. I scanned the room. Looking for exits. Looking for threats. Looking for anything that didn't belong. My training kicked in. Muscle memory from three decades on the force.</w:t>
+      </w:r>
+    </w:p>
+    <w:p>
       <w:pPr>
         <w:pBdr>
           <w:top w:space="0" w:sz="0" w:val="nil"/>
@@ -2607,6 +2812,26 @@
       </w:r>
     </w:p>
     <w:p>
+      <w:r>
+        <w:t>My phone buzzed again. Another message. Another complication. The web was tightening. I could feel it. Every choice narrowed my options. Every action had consequences I couldn't predict. But standing still wasn't an option either.</w:t>
+      </w:r>
+    </w:p>
+    <w:p>
+      <w:r>
+        <w:t>The clock was ticking. I could hear it in my head. A constant reminder that time was the one thing I couldn't get back. I had to act. I had to decide. Even if the decision was wrong.</w:t>
+      </w:r>
+    </w:p>
+    <w:p>
+      <w:r>
+        <w:t>The situation was getting complicated. Fast. Every move I made seemed to create three new problems. I was playing catch-up in a game where the rules kept changing. Victoria was always one step ahead. Always. I felt the weight of the decisions I'd made. The paths I'd chosen. Some had led here. Some had led to dead ends. But I couldn't go back. I could only move forward. Even if forward meant walking into a trap. My phone buzzed again. Another message. Another complication. The web was tightening. I could feel it. Every choice narrowed my options. Every action had consequences I couldn't predict. But standing still wasn't an option either. The clock was ticking. I could hear it in my head. A constant reminder that time was the one thing I couldn't get back.</w:t>
+      </w:r>
+    </w:p>
+    <w:p>
+      <w:r>
+        <w:t>The situation was getting complicated. Fast. Every move I made seemed to create three new problems. I was playing catch-up in a game where the rules kept changing. Victoria was always one step ahead. Always. I felt the weight of the decisions I'd made. The paths I'd chosen. Some had led here. Some had led to dead ends. But I couldn't go back. I could only move forward. Even if forward meant walking into a trap. The phone buzzed again. Another message. Another complication. The web was tightening. I could feel it. Every choice narrowed my options. Every action had consequences I couldn't predict. But standing still wasn't an option either. The clock was ticking. I could hear it in my head. A constant reminder that time was the one thing I couldn't get back.</w:t>
+      </w:r>
+    </w:p>
+    <w:p>
       <w:pPr>
         <w:pBdr>
           <w:top w:space="0" w:sz="0" w:val="nil"/>
@@ -2742,6 +2967,31 @@
     <w:p>
       <w:r>
         <w:t>'They're five minutes out, Jack,' Sarah's voice was urgent. 'What do you want to do?'</w:t>
+      </w:r>
+    </w:p>
+    <w:p>
+      <w:r>
+        <w:t>The clock was ticking. Literally. I could hear it on the wall. Each second a reminder that time was running out. The evidence was here. The choice was here. But the window was closing.</w:t>
+      </w:r>
+    </w:p>
+    <w:p>
+      <w:r>
+        <w:t>I felt the pressure building. The kind of pressure that makes your chest tight. The kind that makes your hands shake. But I'd been here before. Not exactly here. But close enough. Close enough to know that hesitation was death.</w:t>
+      </w:r>
+    </w:p>
+    <w:p>
+      <w:r>
+        <w:t>My phone lit up. Victoria. 'The evidence room supervisor just received orders to destroy the files. You have two hours before they're incinerated. Your choice, Detective. Do you trust the system or do you trust me?'</w:t>
+      </w:r>
+    </w:p>
+    <w:p>
+      <w:r>
+        <w:t>I looked at Sarah. At the evidence. At the clock. Time was running out. The bureaucracy was protecting itself. I had to act now or lose everything.</w:t>
+      </w:r>
+    </w:p>
+    <w:p>
+      <w:r>
+        <w:t>My phone vibrated. Sarah. 'Jack, we have a problem. The FBI just got a warrant. They're moving in ten minutes. You need to decide now.' I looked at the evidence spread before me. The choice wasn't just about method. It was about survival. The system was closing in. Every second counted. I could hear sirens in the distance. Getting closer. 'They're five minutes out, Jack,' Sarah's voice was urgent. 'What do you want to do?' The weight of the moment pressed down on me. This was it. The point of no return. Whatever I chose next would define everything that came after. There was no going back. No second chances. I felt my heart hammering against my ribs. The old familiar rush of adrenaline. The one that came right before everything went to hell. The phone vibrated. Sarah. 'Jack, we have a problem. The FBI just got a warrant. They're moving in ten minutes. You need to decide now.' I studied the evidence spread before me. The choice wasn't just about method. It was about survival. The system was closing in. Every second counted. I could hear sirens in the distance. Getting closer. 'They're five minutes out, Jack,' Sarah's voice was urgent. 'What do you want to do?' The weight of the moment pressed down on me. This was it. The point of no return. Whatever I chose next would define everything that came after.</w:t>
       </w:r>
     </w:p>
     <w:p>
